--- a/klagomål/A 4223-2026 FSC-klagomål.docx
+++ b/klagomål/A 4223-2026 FSC-klagomål.docx
@@ -663,7 +663,7 @@
     <w:r>
       <w:tab/>
       <w:tab/>
-      <w:t>2026-09-14</w:t>
+      <w:t>2026-09-15</w:t>
       <w:br/>
       <w:br/>
     </w:r>

--- a/klagomål/A 4223-2026 FSC-klagomål.docx
+++ b/klagomål/A 4223-2026 FSC-klagomål.docx
@@ -663,7 +663,7 @@
     <w:r>
       <w:tab/>
       <w:tab/>
-      <w:t>2026-09-15</w:t>
+      <w:t>2026-09-16</w:t>
       <w:br/>
       <w:br/>
     </w:r>

--- a/klagomål/A 4223-2026 FSC-klagomål.docx
+++ b/klagomål/A 4223-2026 FSC-klagomål.docx
@@ -163,7 +163,7 @@
         <w:pStyle w:val="Title"/>
       </w:pPr>
       <w:r>
-        <w:t>Inledande FSC- /PEFC-klagomål – information om höga naturvärden i avverkningsanmälan A 4223-2026 i Östersunds kommun</w:t>
+        <w:t>Inledande FSC- /PEFC-klagomål – information om höga naturvärden och fridlysta arter i avverkningsanmälan A 4223-2026 i Östersunds kommun</w:t>
       </w:r>
     </w:p>
     <w:p>
@@ -178,7 +178,7 @@
       <w:r>
         <w:drawing>
           <wp:inline xmlns:a="http://schemas.openxmlformats.org/drawingml/2006/main" xmlns:pic="http://schemas.openxmlformats.org/drawingml/2006/picture">
-            <wp:extent cx="5486400" cy="4900053"/>
+            <wp:extent cx="5486400" cy="5141379"/>
             <wp:docPr id="1" name="Picture 1"/>
             <wp:cNvGraphicFramePr>
               <a:graphicFrameLocks noChangeAspect="1"/>
@@ -199,7 +199,7 @@
                   <pic:spPr>
                     <a:xfrm>
                       <a:off x="0" y="0"/>
-                      <a:ext cx="5486400" cy="4900053"/>
+                      <a:ext cx="5486400" cy="5141379"/>
                     </a:xfrm>
                     <a:prstGeom prst="rect"/>
                   </pic:spPr>
@@ -216,12 +216,12 @@
         <w:spacing w:after="240"/>
       </w:pPr>
       <w:r>
-        <w:t>Figur 1. Fyndplatser för naturvårdsarter i avverkningsanmälan. Markörer utan svart kant är placerade på fyndplatsen. Markörer med svart kant är placerade vid sidan av fyndplatsen och har ett svart streck som visar fyndplatsens exakta position. Kartans mittpunktskoordinat är N 6991138, E 485803 i SWEREF 99 TM.</w:t>
+        <w:t>Figur 1. Fyndplatser för naturvårdsarter i och inom 8 meter från avverkningsanmälan. Markörer utan svart kant är placerade på fyndplatsen. Markörer med svart kant är placerade vid sidan av fyndplatsen och har ett svart streck som visar fyndplatsens exakta position. Kartans mittpunktskoordinat är N 6991138, E 485803 i SWEREF 99 TM.</w:t>
       </w:r>
     </w:p>
     <w:p>
       <w:r>
-        <w:t>I avverkningsanmälan finns fynd av 1 naturvårdsarter, varav 1 är rödlistad: taggfingersvamp (VU). Se Figur 1.</w:t>
+        <w:t>I och inom 8 meter från avverkningsanmälan finns fynd av 10 naturvårdsarter, varav 7 är rödlistade, 1 är fridlyst, 6 är typiska (T) och 3 är signalarter (S): garnlav (VU, T), taggfingersvamp (VU), fjällig taggsvamp s.str. (NT), gultoppig fingersvamp (NT), orange taggsvamp (NT, T), slåtterfibbla (NT, T), vårärt (NT, T), svart trolldruva (S, T), tvåblad (S, §8) och underviol (S, T). Se Figur 1.</w:t>
       </w:r>
     </w:p>
     <w:p>
@@ -252,10 +252,206 @@
         <w:rPr>
           <w:b/>
         </w:rPr>
+        <w:t>Garnlav (VU)</w:t>
+      </w:r>
+      <w:r>
+        <w:t xml:space="preserve"> är en utpräglad barrskogsart som ibland kan drapera träden i norrländska grannaturskogar med hög luftfuktighet. Den förekommer även i talldominerade bestånd där den, förutom i trädens grenverk, påträffas hängande över ojämnheter i tallbarken. Arten har minskat starkt i södra och mellersta Sverige och den minskar även i sitt nordliga utbredningsområde. Minskningstakten uppgår till 30 (20–50) % inom 50 år och överstiger gränsvärdet för Sårbar (VU). Orsaken till tillbakagången beror främst på slutavverkningar av naturskogsartade skogar. Bestånd med riklig förekomst bör regelmässigt sparas, vilket även gynnar flera andra sällsynta och rödlistade arter. Garnlav är värdväxt för den mycket sällsynta och akut hotade fjärilen barrskogslavfly (CR) som hör hemma i boreala barrskogar med riklig förekomst av värdväxten. Tidigare kunde arten konstateras årligen på flera platser vid Dala-Floda i Dalarna innan lokalerna kalavverkades. Senaste fyndet i landet av barrskogslavfly är från år 2000 då den påträffades vid Högberget i Sollefteå kommun. Garnlav är typisk art för </w:t>
+      </w:r>
+      <w:r>
+        <w:rPr>
+          <w:i/>
+        </w:rPr>
+        <w:t xml:space="preserve">9010 Taiga </w:t>
+      </w:r>
+      <w:r>
+        <w:t>och</w:t>
+      </w:r>
+      <w:r>
+        <w:rPr>
+          <w:i/>
+        </w:rPr>
+        <w:t xml:space="preserve"> 9070 Trädklädd betesmark</w:t>
+      </w:r>
+      <w:r>
+        <w:t xml:space="preserve"> (SLU Artdatabanken, 2026).</w:t>
+      </w:r>
+    </w:p>
+    <w:p>
+      <w:r>
+        <w:rPr>
+          <w:b/>
+        </w:rPr>
         <w:t xml:space="preserve">Taggfingersvamp (VU) </w:t>
       </w:r>
       <w:r>
         <w:t>är knuten till granskogar med långvarig kontinuitet och bildar mykorrhiza med gran på rikare mark. Den totala populationen i landet bedöms ha minskat kraftigt och fortgående att minska, huvudsakligen p.g.a. att arealen örtrik äldre granskog har minskat de senaste 50 åren. Den hotas främst av skogsavverkning och tycks försvinna efter slutavverkning, markberedning och plantering och det saknas uppgifter om fynd i planterad skog eller sekundär granskog uppkommen på kalmark. Taggfingersvamp är placerad högst upp i Skogsstyrelsens värdepyramid för bedömning av skog med höga naturvärden. Områdesskydd är en viktig åtgärd för att bevara artens förekomster (SLU Artdatabanken, 2024; Nitare &amp; Skogsstyrelsen, 2019).</w:t>
+      </w:r>
+    </w:p>
+    <w:p>
+      <w:r>
+        <w:rPr>
+          <w:b/>
+        </w:rPr>
+        <w:t>Fjällig taggsvamp s.str. (NT)</w:t>
+      </w:r>
+      <w:r>
+        <w:t xml:space="preserve"> bildar mykorrhiza med gran i granskog och barrblandskog, främst på frisk näringsrik mark i äldre skog med lång trädkontinuitet. Den totala populationen i landet har minskat och bedöms fortsätta minska till följd av avverkning av äldre barrskogar. Minskningstakten för den svenska populationen bedöms vara nära gränsvärdet för sårbar (VU) (SLU Artdatabanken, 2026).</w:t>
+      </w:r>
+    </w:p>
+    <w:p>
+      <w:r>
+        <w:rPr>
+          <w:b/>
+        </w:rPr>
+        <w:t>Gultoppig fingersvamp (NT)</w:t>
+      </w:r>
+      <w:r>
+        <w:t xml:space="preserve"> bildar mykorrhiza med gran i örtrik äldre barrskog. Den är något kalkgynnad och föredrar bördiga granskogar av lågörtstyp. Svampen hotas främst av skogsavverkning och tycks försvinna efter slutavverkning, markberedning och plantering. Skogsområden med arten bör undantas från storskaligt skogsbruk. Slutavverkning, kraftig gallring och skogsgödsling måste undvikas, liksom körning med tunga maskiner (SLU Artdatabanken, 2024).</w:t>
+      </w:r>
+    </w:p>
+    <w:p>
+      <w:r>
+        <w:rPr>
+          <w:b/>
+        </w:rPr>
+        <w:t xml:space="preserve">Orange taggsvamp (NT) </w:t>
+      </w:r>
+      <w:r>
+        <w:t xml:space="preserve">bildar mykorrhiza med både gran och tall och den förekommer främst i äldre barrskogar med kontinuitetsskogskaraktär. Mest frekvent är den i äldre mossrik granskog, men då bara i skogar inom granens naturliga utbredningsområde och i bestånd med långvarig grankontinuitet. Den totala populationen i landet bedöms ha minskat kraftigt och fortsatt kommer att minska då arten är knuten till en produktiv skogsmiljö som successivt avverkas. Arten hotas främst av skogsavverkning och tycks försvinna efter slutavverkning, markberedning och plantering och det är inte känt att arten har återkommit i anlagd skog på tidigare kalmark. Orange taggsvamp är typisk art för </w:t>
+      </w:r>
+      <w:r>
+        <w:rPr>
+          <w:i/>
+        </w:rPr>
+        <w:t>9010 Taiga</w:t>
+      </w:r>
+      <w:r>
+        <w:t xml:space="preserve"> (SLU Artdatabanken, 2024).</w:t>
+      </w:r>
+    </w:p>
+    <w:p>
+      <w:r>
+        <w:rPr>
+          <w:b/>
+        </w:rPr>
+        <w:t>Slåtterfibbla (NT)</w:t>
+      </w:r>
+      <w:r>
+        <w:t xml:space="preserve"> är typisk art för </w:t>
+      </w:r>
+      <w:r>
+        <w:rPr>
+          <w:i/>
+        </w:rPr>
+        <w:t xml:space="preserve">9060 Åsbarrskog, 9070 Trädklädd betesmark, 6530 Lövängar, 1610 Åsöar i Östersjön, 6230 Stagg-gräsmarker, 6270 Silikatgräsmarker </w:t>
+      </w:r>
+      <w:r>
+        <w:t>och</w:t>
+      </w:r>
+      <w:r>
+        <w:rPr>
+          <w:i/>
+        </w:rPr>
+        <w:t xml:space="preserve"> 6510 Slåtterängar i låglandet </w:t>
+      </w:r>
+      <w:r>
+        <w:t>(SLU Artdatabanken, 2025).</w:t>
+      </w:r>
+    </w:p>
+    <w:p>
+      <w:r>
+        <w:rPr>
+          <w:b/>
+        </w:rPr>
+        <w:t>Vårärt (NT)</w:t>
+      </w:r>
+      <w:r>
+        <w:t xml:space="preserve"> är en kalkgynnad mullväxt som är knuten till rik lundartad vegetation och har sin huvudsakliga förekomst i sydliga kalklövskogar, lövängen och hässlen. Den har även viktiga förekomster av reliktkaraktär i örtrika kalkgranskogar på frisk eller något fuktig mark i mellersta Sverige. Vårärt är en extra betydelsefull signalart i boreala och boreonemorala kalkgranskogar, då dessa förekomster nu är starkt fragmenterade och troligen visar på en flertusenårig ekologisk kontinuitet där spridning och etablering kan ha skett under postglaciala värmetiden. Arten tål inte dagens storskaliga skogsbruksmetoder och den kommer in på rödlistan för första gången 2025 till följd av en kraftig minskning (&gt;50%) i Riksskogstaxeringens data. Vårärt är typisk art för </w:t>
+      </w:r>
+      <w:r>
+        <w:rPr>
+          <w:i/>
+        </w:rPr>
+        <w:t xml:space="preserve">9050 Näringsrik granskog, 9020 Nordlig ädellövskog, 9160 Näringsrik ekskog </w:t>
+      </w:r>
+      <w:r>
+        <w:t xml:space="preserve">och </w:t>
+      </w:r>
+      <w:r>
+        <w:rPr>
+          <w:i/>
+        </w:rPr>
+        <w:t>9180 Ädellövskog i branter</w:t>
+      </w:r>
+      <w:r>
+        <w:t xml:space="preserve"> (Nitare &amp; Skogsstyrelsen, 2019; SLU Artdatabanken, 2026).</w:t>
+      </w:r>
+    </w:p>
+    <w:p>
+      <w:r>
+        <w:rPr>
+          <w:b/>
+        </w:rPr>
+        <w:t>Svart trolldruva</w:t>
+      </w:r>
+      <w:r>
+        <w:t xml:space="preserve"> är en kalkgynnad växt som förekommer på näringsrik frisk mulljord i såväl bördiga kalkbarrskogar som sydliga kalklövskogar och lundar. Arten är en bra signalart för skyddsvärda biotoper i såväl löv- som barrskogar och tål inte slutavverkning och markberedning. Trolldruva är värdväxt för ett antal sällsynta fjärilsarter som ställer höga krav på sina livsmiljöer, däribland trolldruvemätare (EN), skuggmalmätare (VU) och trolldruvelobmätare (VU). Svart trolldruva är typisk art för </w:t>
+      </w:r>
+      <w:r>
+        <w:rPr>
+          <w:i/>
+        </w:rPr>
+        <w:t>9050 Näringsrik granskog,</w:t>
+      </w:r>
+      <w:r>
+        <w:t xml:space="preserve"> </w:t>
+      </w:r>
+      <w:r>
+        <w:rPr>
+          <w:i/>
+        </w:rPr>
+        <w:t xml:space="preserve">9020 Nordlig ädellövskog, 9160 Näringsrik ekskog, 9180 Ädellövskog i branter </w:t>
+      </w:r>
+      <w:r>
+        <w:t>och</w:t>
+      </w:r>
+      <w:r>
+        <w:rPr>
+          <w:i/>
+        </w:rPr>
+        <w:t xml:space="preserve"> 1610 Åsöar i Östersjön</w:t>
+      </w:r>
+      <w:r>
+        <w:t xml:space="preserve"> (SLU Artdatabanken, 2024; Nitare &amp; Skogsstyrelsen, 2019).</w:t>
+      </w:r>
+    </w:p>
+    <w:p>
+      <w:r>
+        <w:rPr>
+          <w:b/>
+        </w:rPr>
+        <w:t xml:space="preserve">Underviol </w:t>
+      </w:r>
+      <w:r>
+        <w:t xml:space="preserve">är en bra signalart i hela sitt utbredningsområde i såväl lövlundar som kalkbarrskogar. Arten är särskilt intressant när den förekommer i barrskog och indikerar då troligen relikta och hotade kalkbarrskogsekosystem. Underviol tål inte dagens storskaliga skogsbruksmetoder även om den vid enstaka tillfällen lyckas kvarstå i fuktdråg efter avverkning. Underviol är typisk art för </w:t>
+      </w:r>
+      <w:r>
+        <w:rPr>
+          <w:i/>
+        </w:rPr>
+        <w:t xml:space="preserve">9050 Näringsrik granskog, 9020 Nordlig ädellövskog </w:t>
+      </w:r>
+      <w:r>
+        <w:t xml:space="preserve">och </w:t>
+      </w:r>
+      <w:r>
+        <w:rPr>
+          <w:i/>
+        </w:rPr>
+        <w:t>9160 Näringsrik ekskog</w:t>
+      </w:r>
+      <w:r>
+        <w:t xml:space="preserve"> (Nitare &amp; Skogsstyrelsen, 2019; SLU Artdatabanken, 2024).</w:t>
       </w:r>
     </w:p>
     <w:p>
@@ -348,7 +544,7 @@
         <w:rPr>
           <w:i/>
         </w:rPr>
-        <w:t>I det avverkningsanmälda skogsområdet har 1 naturvårdsarter varav 1 rödlistade arter sina livsmiljöer och växtplatser.</w:t>
+        <w:t>I det avverkningsanmälda skogsområdet har 10 naturvårdsarter varav 7 rödlistade arter sina livsmiljöer och växtplatser.</w:t>
       </w:r>
     </w:p>
     <w:p>
@@ -663,7 +859,7 @@
     <w:r>
       <w:tab/>
       <w:tab/>
-      <w:t>2026-09-16</w:t>
+      <w:t>2026-09-17</w:t>
       <w:br/>
       <w:br/>
     </w:r>

--- a/klagomål/A 4223-2026 FSC-klagomål.docx
+++ b/klagomål/A 4223-2026 FSC-klagomål.docx
@@ -859,7 +859,7 @@
     <w:r>
       <w:tab/>
       <w:tab/>
-      <w:t>2026-09-17</w:t>
+      <w:t>2026-09-18</w:t>
       <w:br/>
       <w:br/>
     </w:r>

--- a/klagomål/A 4223-2026 FSC-klagomål.docx
+++ b/klagomål/A 4223-2026 FSC-klagomål.docx
@@ -859,7 +859,7 @@
     <w:r>
       <w:tab/>
       <w:tab/>
-      <w:t>2026-09-18</w:t>
+      <w:t>2026-09-19</w:t>
       <w:br/>
       <w:br/>
     </w:r>

--- a/klagomål/A 4223-2026 FSC-klagomål.docx
+++ b/klagomål/A 4223-2026 FSC-klagomål.docx
@@ -859,7 +859,7 @@
     <w:r>
       <w:tab/>
       <w:tab/>
-      <w:t>2026-09-19</w:t>
+      <w:t>2026-09-21</w:t>
       <w:br/>
       <w:br/>
     </w:r>

--- a/klagomål/A 4223-2026 FSC-klagomål.docx
+++ b/klagomål/A 4223-2026 FSC-klagomål.docx
@@ -859,7 +859,7 @@
     <w:r>
       <w:tab/>
       <w:tab/>
-      <w:t>2026-09-21</w:t>
+      <w:t>2026-09-23</w:t>
       <w:br/>
       <w:br/>
     </w:r>

--- a/klagomål/A 4223-2026 FSC-klagomål.docx
+++ b/klagomål/A 4223-2026 FSC-klagomål.docx
@@ -859,7 +859,7 @@
     <w:r>
       <w:tab/>
       <w:tab/>
-      <w:t>2026-09-23</w:t>
+      <w:t>2026-09-24</w:t>
       <w:br/>
       <w:br/>
     </w:r>

--- a/klagomål/A 4223-2026 FSC-klagomål.docx
+++ b/klagomål/A 4223-2026 FSC-klagomål.docx
@@ -859,7 +859,7 @@
     <w:r>
       <w:tab/>
       <w:tab/>
-      <w:t>2026-09-24</w:t>
+      <w:t>2026-09-25</w:t>
       <w:br/>
       <w:br/>
     </w:r>

--- a/klagomål/A 4223-2026 FSC-klagomål.docx
+++ b/klagomål/A 4223-2026 FSC-klagomål.docx
@@ -859,7 +859,7 @@
     <w:r>
       <w:tab/>
       <w:tab/>
-      <w:t>2026-09-25</w:t>
+      <w:t>2026-09-26</w:t>
       <w:br/>
       <w:br/>
     </w:r>

--- a/klagomål/A 4223-2026 FSC-klagomål.docx
+++ b/klagomål/A 4223-2026 FSC-klagomål.docx
@@ -859,7 +859,7 @@
     <w:r>
       <w:tab/>
       <w:tab/>
-      <w:t>2026-09-26</w:t>
+      <w:t>2026-09-27</w:t>
       <w:br/>
       <w:br/>
     </w:r>

--- a/klagomål/A 4223-2026 FSC-klagomål.docx
+++ b/klagomål/A 4223-2026 FSC-klagomål.docx
@@ -859,7 +859,7 @@
     <w:r>
       <w:tab/>
       <w:tab/>
-      <w:t>2026-09-27</w:t>
+      <w:t>2026-09-28</w:t>
       <w:br/>
       <w:br/>
     </w:r>

--- a/klagomål/A 4223-2026 FSC-klagomål.docx
+++ b/klagomål/A 4223-2026 FSC-klagomål.docx
@@ -859,7 +859,7 @@
     <w:r>
       <w:tab/>
       <w:tab/>
-      <w:t>2026-09-28</w:t>
+      <w:t>2026-09-29</w:t>
       <w:br/>
       <w:br/>
     </w:r>

--- a/klagomål/A 4223-2026 FSC-klagomål.docx
+++ b/klagomål/A 4223-2026 FSC-klagomål.docx
@@ -859,7 +859,7 @@
     <w:r>
       <w:tab/>
       <w:tab/>
-      <w:t>2026-09-29</w:t>
+      <w:t>2026-09-30</w:t>
       <w:br/>
       <w:br/>
     </w:r>

--- a/klagomål/A 4223-2026 FSC-klagomål.docx
+++ b/klagomål/A 4223-2026 FSC-klagomål.docx
@@ -859,7 +859,7 @@
     <w:r>
       <w:tab/>
       <w:tab/>
-      <w:t>2026-09-30</w:t>
+      <w:t>2026-10-01</w:t>
       <w:br/>
       <w:br/>
     </w:r>

--- a/klagomål/A 4223-2026 FSC-klagomål.docx
+++ b/klagomål/A 4223-2026 FSC-klagomål.docx
@@ -859,7 +859,7 @@
     <w:r>
       <w:tab/>
       <w:tab/>
-      <w:t>2026-10-01</w:t>
+      <w:t>2026-10-02</w:t>
       <w:br/>
       <w:br/>
     </w:r>

--- a/klagomål/A 4223-2026 FSC-klagomål.docx
+++ b/klagomål/A 4223-2026 FSC-klagomål.docx
@@ -859,7 +859,7 @@
     <w:r>
       <w:tab/>
       <w:tab/>
-      <w:t>2026-10-02</w:t>
+      <w:t>2026-10-03</w:t>
       <w:br/>
       <w:br/>
     </w:r>

--- a/klagomål/A 4223-2026 FSC-klagomål.docx
+++ b/klagomål/A 4223-2026 FSC-klagomål.docx
@@ -859,7 +859,7 @@
     <w:r>
       <w:tab/>
       <w:tab/>
-      <w:t>2026-10-03</w:t>
+      <w:t>2026-10-04</w:t>
       <w:br/>
       <w:br/>
     </w:r>

--- a/klagomål/A 4223-2026 FSC-klagomål.docx
+++ b/klagomål/A 4223-2026 FSC-klagomål.docx
@@ -859,7 +859,7 @@
     <w:r>
       <w:tab/>
       <w:tab/>
-      <w:t>2026-10-04</w:t>
+      <w:t>2026-10-05</w:t>
       <w:br/>
       <w:br/>
     </w:r>

--- a/klagomål/A 4223-2026 FSC-klagomål.docx
+++ b/klagomål/A 4223-2026 FSC-klagomål.docx
@@ -859,7 +859,7 @@
     <w:r>
       <w:tab/>
       <w:tab/>
-      <w:t>2026-10-05</w:t>
+      <w:t>2026-10-06</w:t>
       <w:br/>
       <w:br/>
     </w:r>

--- a/klagomål/A 4223-2026 FSC-klagomål.docx
+++ b/klagomål/A 4223-2026 FSC-klagomål.docx
@@ -859,7 +859,7 @@
     <w:r>
       <w:tab/>
       <w:tab/>
-      <w:t>2026-10-06</w:t>
+      <w:t>2026-10-07</w:t>
       <w:br/>
       <w:br/>
     </w:r>

--- a/klagomål/A 4223-2026 FSC-klagomål.docx
+++ b/klagomål/A 4223-2026 FSC-klagomål.docx
@@ -859,7 +859,7 @@
     <w:r>
       <w:tab/>
       <w:tab/>
-      <w:t>2026-10-07</w:t>
+      <w:t>2026-10-08</w:t>
       <w:br/>
       <w:br/>
     </w:r>

--- a/klagomål/A 4223-2026 FSC-klagomål.docx
+++ b/klagomål/A 4223-2026 FSC-klagomål.docx
@@ -859,7 +859,7 @@
     <w:r>
       <w:tab/>
       <w:tab/>
-      <w:t>2026-10-08</w:t>
+      <w:t>2026-10-09</w:t>
       <w:br/>
       <w:br/>
     </w:r>

--- a/klagomål/A 4223-2026 FSC-klagomål.docx
+++ b/klagomål/A 4223-2026 FSC-klagomål.docx
@@ -859,7 +859,7 @@
     <w:r>
       <w:tab/>
       <w:tab/>
-      <w:t>2026-10-09</w:t>
+      <w:t>2026-10-10</w:t>
       <w:br/>
       <w:br/>
     </w:r>

--- a/klagomål/A 4223-2026 FSC-klagomål.docx
+++ b/klagomål/A 4223-2026 FSC-klagomål.docx
@@ -859,7 +859,7 @@
     <w:r>
       <w:tab/>
       <w:tab/>
-      <w:t>2026-10-10</w:t>
+      <w:t>2026-10-11</w:t>
       <w:br/>
       <w:br/>
     </w:r>

--- a/klagomål/A 4223-2026 FSC-klagomål.docx
+++ b/klagomål/A 4223-2026 FSC-klagomål.docx
@@ -859,7 +859,7 @@
     <w:r>
       <w:tab/>
       <w:tab/>
-      <w:t>2026-10-11</w:t>
+      <w:t>2026-10-12</w:t>
       <w:br/>
       <w:br/>
     </w:r>

--- a/klagomål/A 4223-2026 FSC-klagomål.docx
+++ b/klagomål/A 4223-2026 FSC-klagomål.docx
@@ -859,7 +859,7 @@
     <w:r>
       <w:tab/>
       <w:tab/>
-      <w:t>2026-10-12</w:t>
+      <w:t>2026-10-13</w:t>
       <w:br/>
       <w:br/>
     </w:r>

--- a/klagomål/A 4223-2026 FSC-klagomål.docx
+++ b/klagomål/A 4223-2026 FSC-klagomål.docx
@@ -859,7 +859,7 @@
     <w:r>
       <w:tab/>
       <w:tab/>
-      <w:t>2026-10-13</w:t>
+      <w:t>2026-10-14</w:t>
       <w:br/>
       <w:br/>
     </w:r>

--- a/klagomål/A 4223-2026 FSC-klagomål.docx
+++ b/klagomål/A 4223-2026 FSC-klagomål.docx
@@ -859,7 +859,7 @@
     <w:r>
       <w:tab/>
       <w:tab/>
-      <w:t>2026-10-14</w:t>
+      <w:t>2026-10-15</w:t>
       <w:br/>
       <w:br/>
     </w:r>

--- a/klagomål/A 4223-2026 FSC-klagomål.docx
+++ b/klagomål/A 4223-2026 FSC-klagomål.docx
@@ -859,7 +859,7 @@
     <w:r>
       <w:tab/>
       <w:tab/>
-      <w:t>2026-10-15</w:t>
+      <w:t>2026-10-16</w:t>
       <w:br/>
       <w:br/>
     </w:r>

--- a/klagomål/A 4223-2026 FSC-klagomål.docx
+++ b/klagomål/A 4223-2026 FSC-klagomål.docx
@@ -859,7 +859,7 @@
     <w:r>
       <w:tab/>
       <w:tab/>
-      <w:t>2026-10-16</w:t>
+      <w:t>2026-10-17</w:t>
       <w:br/>
       <w:br/>
     </w:r>

--- a/klagomål/A 4223-2026 FSC-klagomål.docx
+++ b/klagomål/A 4223-2026 FSC-klagomål.docx
@@ -859,7 +859,7 @@
     <w:r>
       <w:tab/>
       <w:tab/>
-      <w:t>2026-10-17</w:t>
+      <w:t>2026-10-18</w:t>
       <w:br/>
       <w:br/>
     </w:r>

--- a/klagomål/A 4223-2026 FSC-klagomål.docx
+++ b/klagomål/A 4223-2026 FSC-klagomål.docx
@@ -859,7 +859,7 @@
     <w:r>
       <w:tab/>
       <w:tab/>
-      <w:t>2026-10-18</w:t>
+      <w:t>2026-10-19</w:t>
       <w:br/>
       <w:br/>
     </w:r>

--- a/klagomål/A 4223-2026 FSC-klagomål.docx
+++ b/klagomål/A 4223-2026 FSC-klagomål.docx
@@ -859,7 +859,7 @@
     <w:r>
       <w:tab/>
       <w:tab/>
-      <w:t>2026-10-19</w:t>
+      <w:t>2026-10-20</w:t>
       <w:br/>
       <w:br/>
     </w:r>

--- a/klagomål/A 4223-2026 FSC-klagomål.docx
+++ b/klagomål/A 4223-2026 FSC-klagomål.docx
@@ -859,7 +859,7 @@
     <w:r>
       <w:tab/>
       <w:tab/>
-      <w:t>2026-10-20</w:t>
+      <w:t>2026-10-21</w:t>
       <w:br/>
       <w:br/>
     </w:r>

--- a/klagomål/A 4223-2026 FSC-klagomål.docx
+++ b/klagomål/A 4223-2026 FSC-klagomål.docx
@@ -859,7 +859,7 @@
     <w:r>
       <w:tab/>
       <w:tab/>
-      <w:t>2026-10-21</w:t>
+      <w:t>2026-10-22</w:t>
       <w:br/>
       <w:br/>
     </w:r>

--- a/klagomål/A 4223-2026 FSC-klagomål.docx
+++ b/klagomål/A 4223-2026 FSC-klagomål.docx
@@ -859,7 +859,7 @@
     <w:r>
       <w:tab/>
       <w:tab/>
-      <w:t>2026-10-22</w:t>
+      <w:t>2026-10-23</w:t>
       <w:br/>
       <w:br/>
     </w:r>

--- a/klagomål/A 4223-2026 FSC-klagomål.docx
+++ b/klagomål/A 4223-2026 FSC-klagomål.docx
@@ -859,7 +859,7 @@
     <w:r>
       <w:tab/>
       <w:tab/>
-      <w:t>2026-10-23</w:t>
+      <w:t>2026-10-24</w:t>
       <w:br/>
       <w:br/>
     </w:r>

--- a/klagomål/A 4223-2026 FSC-klagomål.docx
+++ b/klagomål/A 4223-2026 FSC-klagomål.docx
@@ -859,7 +859,7 @@
     <w:r>
       <w:tab/>
       <w:tab/>
-      <w:t>2026-10-24</w:t>
+      <w:t>2026-10-25</w:t>
       <w:br/>
       <w:br/>
     </w:r>

--- a/klagomål/A 4223-2026 FSC-klagomål.docx
+++ b/klagomål/A 4223-2026 FSC-klagomål.docx
@@ -859,7 +859,7 @@
     <w:r>
       <w:tab/>
       <w:tab/>
-      <w:t>2026-10-25</w:t>
+      <w:t>2026-10-26</w:t>
       <w:br/>
       <w:br/>
     </w:r>

--- a/klagomål/A 4223-2026 FSC-klagomål.docx
+++ b/klagomål/A 4223-2026 FSC-klagomål.docx
@@ -859,7 +859,7 @@
     <w:r>
       <w:tab/>
       <w:tab/>
-      <w:t>2026-10-26</w:t>
+      <w:t>2026-10-27</w:t>
       <w:br/>
       <w:br/>
     </w:r>

--- a/klagomål/A 4223-2026 FSC-klagomål.docx
+++ b/klagomål/A 4223-2026 FSC-klagomål.docx
@@ -859,7 +859,7 @@
     <w:r>
       <w:tab/>
       <w:tab/>
-      <w:t>2026-10-27</w:t>
+      <w:t>2026-10-28</w:t>
       <w:br/>
       <w:br/>
     </w:r>

--- a/klagomål/A 4223-2026 FSC-klagomål.docx
+++ b/klagomål/A 4223-2026 FSC-klagomål.docx
@@ -859,7 +859,7 @@
     <w:r>
       <w:tab/>
       <w:tab/>
-      <w:t>2026-10-28</w:t>
+      <w:t>2026-10-29</w:t>
       <w:br/>
       <w:br/>
     </w:r>

--- a/klagomål/A 4223-2026 FSC-klagomål.docx
+++ b/klagomål/A 4223-2026 FSC-klagomål.docx
@@ -859,7 +859,7 @@
     <w:r>
       <w:tab/>
       <w:tab/>
-      <w:t>2026-10-29</w:t>
+      <w:t>2026-10-31</w:t>
       <w:br/>
       <w:br/>
     </w:r>
